--- a/docs/proof/word-review/table_Proofread.docx
+++ b/docs/proof/word-review/table_Proofread.docx
@@ -29,11 +29,11 @@
               </w:r>
             </w:ins>
             <w:r>
-              <w:t xml:space="preserve"> the</w:t>
+              <w:t xml:space="preserve"> the </w:t>
             </w:r>
             <w:del w:id="4" w:author="Agmt Proof" w:date="2026-09-05T00:00:00.000Z">
               <w:r>
-                <w:delText xml:space="preserve"> the</w:delText>
+                <w:delText xml:space="preserve">the</w:delText>
               </w:r>
             </w:del>
             <w:r>
